--- a/downloads/teacher/05 Materials/Unit 01/Slides/Slides 01.15 - Shopping Lists and Store Circulars.docx
+++ b/downloads/teacher/05 Materials/Unit 01/Slides/Slides 01.15 - Shopping Lists and Store Circulars.docx
@@ -121,287 +121,269 @@
         <w:t xml:space="preserve"> </w:t>
       </w:r>
       <w:r>
-        <w:t xml:space="preserve">Image: a photo of this week’s circular front page</w:t>
+        <w:t xml:space="preserve">Image: a photo of this week’s circular front page.</w:t>
+      </w:r>
+    </w:p>
+    <w:p>
+      <w:pPr>
+        <w:pStyle w:val="Heading2"/>
+      </w:pPr>
+      <w:bookmarkStart w:id="23" w:name="slide-3-the-five-parts-of-a-sale-listing"/>
+      <w:r>
+        <w:t xml:space="preserve">Slide 3: The five parts of a sale listing</w:t>
+      </w:r>
+      <w:bookmarkEnd w:id="23"/>
+    </w:p>
+    <w:p>
+      <w:pPr>
+        <w:numPr>
+          <w:ilvl w:val="0"/>
+          <w:numId w:val="1003"/>
+        </w:numPr>
+        <w:pStyle w:val="Compact"/>
+      </w:pPr>
+      <w:r>
+        <w:t xml:space="preserve">The price</w:t>
+      </w:r>
+    </w:p>
+    <w:p>
+      <w:pPr>
+        <w:numPr>
+          <w:ilvl w:val="0"/>
+          <w:numId w:val="1003"/>
+        </w:numPr>
+        <w:pStyle w:val="Compact"/>
+      </w:pPr>
+      <w:r>
+        <w:t xml:space="preserve">The unit or size it applies to (per lb, per jar, each)</w:t>
+      </w:r>
+    </w:p>
+    <w:p>
+      <w:pPr>
+        <w:numPr>
+          <w:ilvl w:val="0"/>
+          <w:numId w:val="1003"/>
+        </w:numPr>
+        <w:pStyle w:val="Compact"/>
+      </w:pPr>
+      <w:r>
+        <w:t xml:space="preserve">The limit (</w:t>
+      </w:r>
+      <w:r>
+        <w:t xml:space="preserve">“</w:t>
+      </w:r>
+      <w:r>
+        <w:t xml:space="preserve">limit 2 with card</w:t>
+      </w:r>
+      <w:r>
+        <w:t xml:space="preserve">”</w:t>
+      </w:r>
+      <w:r>
+        <w:t xml:space="preserve">)</w:t>
+      </w:r>
+    </w:p>
+    <w:p>
+      <w:pPr>
+        <w:numPr>
+          <w:ilvl w:val="0"/>
+          <w:numId w:val="1003"/>
+        </w:numPr>
+        <w:pStyle w:val="Compact"/>
+      </w:pPr>
+      <w:r>
+        <w:t xml:space="preserve">The dates the sale runs</w:t>
+      </w:r>
+    </w:p>
+    <w:p>
+      <w:pPr>
+        <w:numPr>
+          <w:ilvl w:val="0"/>
+          <w:numId w:val="1003"/>
+        </w:numPr>
+        <w:pStyle w:val="Compact"/>
+      </w:pPr>
+      <w:r>
+        <w:t xml:space="preserve">The loyalty card price vs the regular price</w:t>
       </w:r>
       <w:r>
         <w:t xml:space="preserve"> </w:t>
       </w:r>
       <w:r>
-        <w:rPr>
-          <w:rStyle w:val="TeacherNote"/>
-        </w:rPr>
-        <w:t xml:space="preserve">[update from this week’s circular].</w:t>
+        <w:t xml:space="preserve">Image: one circular listing enlarged with five arrows and labels.</w:t>
+      </w:r>
+      <w:r>
+        <w:t xml:space="preserve"> </w:t>
+      </w:r>
+      <w:r>
+        <w:t xml:space="preserve">Notes: Students label the practice listing at the top of the handout.</w:t>
       </w:r>
     </w:p>
     <w:p>
       <w:pPr>
         <w:pStyle w:val="Heading2"/>
       </w:pPr>
-      <w:bookmarkStart w:id="23" w:name="slide-3-the-five-parts-of-a-sale-listing"/>
-      <w:r>
-        <w:t xml:space="preserve">Slide 3: The five parts of a sale listing</w:t>
-      </w:r>
-      <w:bookmarkEnd w:id="23"/>
-    </w:p>
-    <w:p>
-      <w:pPr>
-        <w:numPr>
-          <w:ilvl w:val="0"/>
-          <w:numId w:val="1003"/>
-        </w:numPr>
-        <w:pStyle w:val="Compact"/>
-      </w:pPr>
-      <w:r>
-        <w:t xml:space="preserve">The price</w:t>
-      </w:r>
-    </w:p>
-    <w:p>
-      <w:pPr>
-        <w:numPr>
-          <w:ilvl w:val="0"/>
-          <w:numId w:val="1003"/>
-        </w:numPr>
-        <w:pStyle w:val="Compact"/>
-      </w:pPr>
-      <w:r>
-        <w:t xml:space="preserve">The unit or size it applies to (per lb, per jar, each)</w:t>
-      </w:r>
-    </w:p>
-    <w:p>
-      <w:pPr>
-        <w:numPr>
-          <w:ilvl w:val="0"/>
-          <w:numId w:val="1003"/>
-        </w:numPr>
-        <w:pStyle w:val="Compact"/>
-      </w:pPr>
-      <w:r>
-        <w:t xml:space="preserve">The limit (</w:t>
-      </w:r>
-      <w:r>
-        <w:t xml:space="preserve">“</w:t>
-      </w:r>
-      <w:r>
-        <w:t xml:space="preserve">limit 2 with card</w:t>
-      </w:r>
-      <w:r>
-        <w:t xml:space="preserve">”</w:t>
-      </w:r>
-      <w:r>
-        <w:t xml:space="preserve">)</w:t>
-      </w:r>
-    </w:p>
-    <w:p>
-      <w:pPr>
-        <w:numPr>
-          <w:ilvl w:val="0"/>
-          <w:numId w:val="1003"/>
-        </w:numPr>
-        <w:pStyle w:val="Compact"/>
-      </w:pPr>
-      <w:r>
-        <w:t xml:space="preserve">The dates the sale runs</w:t>
-      </w:r>
-    </w:p>
-    <w:p>
-      <w:pPr>
-        <w:numPr>
-          <w:ilvl w:val="0"/>
-          <w:numId w:val="1003"/>
-        </w:numPr>
-        <w:pStyle w:val="Compact"/>
-      </w:pPr>
-      <w:r>
-        <w:t xml:space="preserve">The loyalty card price vs the regular price</w:t>
+      <w:bookmarkStart w:id="24" w:name="slide-4-buy-one-get-one"/>
+      <w:r>
+        <w:t xml:space="preserve">Slide 4: Buy one, get one</w:t>
+      </w:r>
+      <w:bookmarkEnd w:id="24"/>
+    </w:p>
+    <w:p>
+      <w:pPr>
+        <w:numPr>
+          <w:ilvl w:val="0"/>
+          <w:numId w:val="1004"/>
+        </w:numPr>
+        <w:pStyle w:val="Compact"/>
+      </w:pPr>
+      <w:r>
+        <w:t xml:space="preserve">Two for the price of one is half price only if you need two.</w:t>
+      </w:r>
+    </w:p>
+    <w:p>
+      <w:pPr>
+        <w:numPr>
+          <w:ilvl w:val="0"/>
+          <w:numId w:val="1004"/>
+        </w:numPr>
+        <w:pStyle w:val="Compact"/>
+      </w:pPr>
+      <w:r>
+        <w:t xml:space="preserve">If you need one, you paid full price.</w:t>
+      </w:r>
+    </w:p>
+    <w:p>
+      <w:pPr>
+        <w:numPr>
+          <w:ilvl w:val="0"/>
+          <w:numId w:val="1004"/>
+        </w:numPr>
+        <w:pStyle w:val="Compact"/>
+      </w:pPr>
+      <w:r>
+        <w:t xml:space="preserve">If the second one spoils, you paid full price and threw one away.</w:t>
       </w:r>
       <w:r>
         <w:t xml:space="preserve"> </w:t>
       </w:r>
       <w:r>
-        <w:t xml:space="preserve">Image: one circular listing enlarged with five arrows and labels.</w:t>
+        <w:t xml:space="preserve">Notes: Do the math aloud with a real item from the circular.</w:t>
+      </w:r>
+    </w:p>
+    <w:p>
+      <w:pPr>
+        <w:pStyle w:val="Heading2"/>
+      </w:pPr>
+      <w:bookmarkStart w:id="25" w:name="slide-5-circular-scavenger-hunt"/>
+      <w:r>
+        <w:t xml:space="preserve">Slide 5: Circular Scavenger Hunt</w:t>
+      </w:r>
+      <w:bookmarkEnd w:id="25"/>
+    </w:p>
+    <w:p>
+      <w:pPr>
+        <w:numPr>
+          <w:ilvl w:val="0"/>
+          <w:numId w:val="1005"/>
+        </w:numPr>
+        <w:pStyle w:val="Compact"/>
+      </w:pPr>
+      <w:r>
+        <w:t xml:space="preserve">Ten items on the handout. Six minutes. Pairs.</w:t>
+      </w:r>
+    </w:p>
+    <w:p>
+      <w:pPr>
+        <w:numPr>
+          <w:ilvl w:val="0"/>
+          <w:numId w:val="1005"/>
+        </w:numPr>
+        <w:pStyle w:val="Compact"/>
+      </w:pPr>
+      <w:r>
+        <w:t xml:space="preserve">Every price needs its unit.</w:t>
+      </w:r>
+    </w:p>
+    <w:p>
+      <w:pPr>
+        <w:numPr>
+          <w:ilvl w:val="0"/>
+          <w:numId w:val="1005"/>
+        </w:numPr>
+        <w:pStyle w:val="Compact"/>
+      </w:pPr>
+      <w:r>
+        <w:t xml:space="preserve">Highlight each find in the circular.</w:t>
+      </w:r>
+    </w:p>
+    <w:p>
+      <w:pPr>
+        <w:numPr>
+          <w:ilvl w:val="0"/>
+          <w:numId w:val="1005"/>
+        </w:numPr>
+        <w:pStyle w:val="Compact"/>
+      </w:pPr>
+      <w:r>
+        <w:t xml:space="preserve">Go.</w:t>
       </w:r>
       <w:r>
         <w:t xml:space="preserve"> </w:t>
       </w:r>
       <w:r>
-        <w:t xml:space="preserve">Notes: Students label the practice listing at the top of the handout.</w:t>
+        <w:t xml:space="preserve">Image: a timer graphic set to 6:00.</w:t>
       </w:r>
     </w:p>
     <w:p>
       <w:pPr>
         <w:pStyle w:val="Heading2"/>
       </w:pPr>
-      <w:bookmarkStart w:id="24" w:name="slide-4-buy-one-get-one"/>
-      <w:r>
-        <w:t xml:space="preserve">Slide 4: Buy one, get one</w:t>
-      </w:r>
-      <w:bookmarkEnd w:id="24"/>
-    </w:p>
-    <w:p>
-      <w:pPr>
-        <w:numPr>
-          <w:ilvl w:val="0"/>
-          <w:numId w:val="1004"/>
-        </w:numPr>
-        <w:pStyle w:val="Compact"/>
-      </w:pPr>
-      <w:r>
-        <w:t xml:space="preserve">Two for the price of one is half price only if you need two.</w:t>
-      </w:r>
-    </w:p>
-    <w:p>
-      <w:pPr>
-        <w:numPr>
-          <w:ilvl w:val="0"/>
-          <w:numId w:val="1004"/>
-        </w:numPr>
-        <w:pStyle w:val="Compact"/>
-      </w:pPr>
-      <w:r>
-        <w:t xml:space="preserve">If you need one, you paid full price.</w:t>
-      </w:r>
-    </w:p>
-    <w:p>
-      <w:pPr>
-        <w:numPr>
-          <w:ilvl w:val="0"/>
-          <w:numId w:val="1004"/>
-        </w:numPr>
-        <w:pStyle w:val="Compact"/>
-      </w:pPr>
-      <w:r>
-        <w:t xml:space="preserve">If the second one spoils, you paid full price and threw one away.</w:t>
+      <w:bookmarkStart w:id="26" w:name="slide-6-whiteboard-check"/>
+      <w:r>
+        <w:t xml:space="preserve">Slide 6: Whiteboard check</w:t>
+      </w:r>
+      <w:bookmarkEnd w:id="26"/>
+    </w:p>
+    <w:p>
+      <w:pPr>
+        <w:numPr>
+          <w:ilvl w:val="0"/>
+          <w:numId w:val="1006"/>
+        </w:numPr>
+        <w:pStyle w:val="Compact"/>
+      </w:pPr>
+      <w:r>
+        <w:t xml:space="preserve">Here is one item from the circular.</w:t>
+      </w:r>
+    </w:p>
+    <w:p>
+      <w:pPr>
+        <w:numPr>
+          <w:ilvl w:val="0"/>
+          <w:numId w:val="1006"/>
+        </w:numPr>
+        <w:pStyle w:val="Compact"/>
+      </w:pPr>
+      <w:r>
+        <w:t xml:space="preserve">On your whiteboard: the unit and the limit.</w:t>
+      </w:r>
+    </w:p>
+    <w:p>
+      <w:pPr>
+        <w:numPr>
+          <w:ilvl w:val="0"/>
+          <w:numId w:val="1006"/>
+        </w:numPr>
+        <w:pStyle w:val="Compact"/>
+      </w:pPr>
+      <w:r>
+        <w:t xml:space="preserve">Hold it up.</w:t>
       </w:r>
       <w:r>
         <w:t xml:space="preserve"> </w:t>
       </w:r>
       <w:r>
-        <w:t xml:space="preserve">Notes: Do the math aloud with a real item from the circular.</w:t>
-      </w:r>
-    </w:p>
-    <w:p>
-      <w:pPr>
-        <w:pStyle w:val="Heading2"/>
-      </w:pPr>
-      <w:bookmarkStart w:id="25" w:name="slide-5-circular-scavenger-hunt"/>
-      <w:r>
-        <w:t xml:space="preserve">Slide 5: Circular Scavenger Hunt</w:t>
-      </w:r>
-      <w:bookmarkEnd w:id="25"/>
-    </w:p>
-    <w:p>
-      <w:pPr>
-        <w:numPr>
-          <w:ilvl w:val="0"/>
-          <w:numId w:val="1005"/>
-        </w:numPr>
-        <w:pStyle w:val="Compact"/>
-      </w:pPr>
-      <w:r>
-        <w:t xml:space="preserve">Ten items on the handout. Six minutes. Pairs.</w:t>
-      </w:r>
-    </w:p>
-    <w:p>
-      <w:pPr>
-        <w:numPr>
-          <w:ilvl w:val="0"/>
-          <w:numId w:val="1005"/>
-        </w:numPr>
-        <w:pStyle w:val="Compact"/>
-      </w:pPr>
-      <w:r>
-        <w:t xml:space="preserve">Every price needs its unit.</w:t>
-      </w:r>
-    </w:p>
-    <w:p>
-      <w:pPr>
-        <w:numPr>
-          <w:ilvl w:val="0"/>
-          <w:numId w:val="1005"/>
-        </w:numPr>
-        <w:pStyle w:val="Compact"/>
-      </w:pPr>
-      <w:r>
-        <w:t xml:space="preserve">Highlight each find in the circular.</w:t>
-      </w:r>
-    </w:p>
-    <w:p>
-      <w:pPr>
-        <w:numPr>
-          <w:ilvl w:val="0"/>
-          <w:numId w:val="1005"/>
-        </w:numPr>
-        <w:pStyle w:val="Compact"/>
-      </w:pPr>
-      <w:r>
-        <w:t xml:space="preserve">Go.</w:t>
-      </w:r>
-      <w:r>
-        <w:t xml:space="preserve"> </w:t>
-      </w:r>
-      <w:r>
-        <w:t xml:space="preserve">Image: a timer graphic set to 6:00.</w:t>
-      </w:r>
-    </w:p>
-    <w:p>
-      <w:pPr>
-        <w:pStyle w:val="Heading2"/>
-      </w:pPr>
-      <w:bookmarkStart w:id="26" w:name="slide-6-whiteboard-check"/>
-      <w:r>
-        <w:t xml:space="preserve">Slide 6: Whiteboard check</w:t>
-      </w:r>
-      <w:bookmarkEnd w:id="26"/>
-    </w:p>
-    <w:p>
-      <w:pPr>
-        <w:numPr>
-          <w:ilvl w:val="0"/>
-          <w:numId w:val="1006"/>
-        </w:numPr>
-        <w:pStyle w:val="Compact"/>
-      </w:pPr>
-      <w:r>
-        <w:t xml:space="preserve">Here is one item from the circular.</w:t>
-      </w:r>
-    </w:p>
-    <w:p>
-      <w:pPr>
-        <w:numPr>
-          <w:ilvl w:val="0"/>
-          <w:numId w:val="1006"/>
-        </w:numPr>
-        <w:pStyle w:val="Compact"/>
-      </w:pPr>
-      <w:r>
-        <w:t xml:space="preserve">On your whiteboard: the unit and the limit.</w:t>
-      </w:r>
-    </w:p>
-    <w:p>
-      <w:pPr>
-        <w:numPr>
-          <w:ilvl w:val="0"/>
-          <w:numId w:val="1006"/>
-        </w:numPr>
-        <w:pStyle w:val="Compact"/>
-      </w:pPr>
-      <w:r>
-        <w:t xml:space="preserve">Hold it up.</w:t>
-      </w:r>
-      <w:r>
-        <w:t xml:space="preserve"> </w:t>
-      </w:r>
-      <w:r>
-        <w:t xml:space="preserve">Image: one circular listing with a unit and a limit</w:t>
-      </w:r>
-      <w:r>
-        <w:t xml:space="preserve"> </w:t>
-      </w:r>
-      <w:r>
-        <w:rPr>
-          <w:rStyle w:val="TeacherNote"/>
-        </w:rPr>
-        <w:t xml:space="preserve">[update from this week’s circular].</w:t>
+        <w:t xml:space="preserve">Image: one circular listing with a unit and a limit.</w:t>
       </w:r>
     </w:p>
     <w:p>
